--- a/OWW1/OVL/LLO/RubricA.docx
+++ b/OWW1/OVL/LLO/RubricA.docx
@@ -1123,7 +1123,21 @@
                 <w:rFonts w:ascii="Times New Roman" w:eastAsia="Times New Roman" w:hAnsi="Times New Roman" w:cs="Times New Roman"/>
                 <w:bCs/>
               </w:rPr>
-              <w:t>De leerling kan de minimovie presenteren en gemaakte keuzes uitleggen.</w:t>
+              <w:t xml:space="preserve">De leerling kan </w:t>
+            </w:r>
+            <w:r>
+              <w:rPr>
+                <w:rFonts w:ascii="Times New Roman" w:eastAsia="Times New Roman" w:hAnsi="Times New Roman" w:cs="Times New Roman"/>
+                <w:bCs/>
+              </w:rPr>
+              <w:t xml:space="preserve">het proces </w:t>
+            </w:r>
+            <w:r>
+              <w:rPr>
+                <w:rFonts w:ascii="Times New Roman" w:eastAsia="Times New Roman" w:hAnsi="Times New Roman" w:cs="Times New Roman"/>
+                <w:bCs/>
+              </w:rPr>
+              <w:t>presenteren en gemaakte keuzes uitleggen.</w:t>
             </w:r>
           </w:p>
         </w:tc>
@@ -1167,7 +1181,28 @@
                 <w:rFonts w:ascii="Times New Roman" w:eastAsia="Times New Roman" w:hAnsi="Times New Roman" w:cs="Times New Roman"/>
                 <w:bCs/>
               </w:rPr>
-              <w:t xml:space="preserve">De presentatie van de minimovie is afwezig, onjuist of onduidelijk. </w:t>
+              <w:t xml:space="preserve">De presentatie van </w:t>
+            </w:r>
+            <w:r>
+              <w:rPr>
+                <w:rFonts w:ascii="Times New Roman" w:eastAsia="Times New Roman" w:hAnsi="Times New Roman" w:cs="Times New Roman"/>
+                <w:bCs/>
+              </w:rPr>
+              <w:t>het proces</w:t>
+            </w:r>
+            <w:r>
+              <w:rPr>
+                <w:rFonts w:ascii="Times New Roman" w:eastAsia="Times New Roman" w:hAnsi="Times New Roman" w:cs="Times New Roman"/>
+                <w:bCs/>
+              </w:rPr>
+              <w:t xml:space="preserve"> </w:t>
+            </w:r>
+            <w:r>
+              <w:rPr>
+                <w:rFonts w:ascii="Times New Roman" w:eastAsia="Times New Roman" w:hAnsi="Times New Roman" w:cs="Times New Roman"/>
+                <w:bCs/>
+              </w:rPr>
+              <w:t xml:space="preserve">is afwezig, onjuist of onduidelijk. </w:t>
             </w:r>
           </w:p>
           <w:p>
@@ -1239,7 +1274,28 @@
                 <w:rFonts w:ascii="Times New Roman" w:eastAsia="Times New Roman" w:hAnsi="Times New Roman" w:cs="Times New Roman"/>
                 <w:bCs/>
               </w:rPr>
-              <w:t>De presentatie van de minimovie is volledig en gemaakte keuzes zijn oppervlakkig uitgelegd.</w:t>
+              <w:t xml:space="preserve">De presentatie van </w:t>
+            </w:r>
+            <w:r>
+              <w:rPr>
+                <w:rFonts w:ascii="Times New Roman" w:eastAsia="Times New Roman" w:hAnsi="Times New Roman" w:cs="Times New Roman"/>
+                <w:bCs/>
+              </w:rPr>
+              <w:t>het proces</w:t>
+            </w:r>
+            <w:r>
+              <w:rPr>
+                <w:rFonts w:ascii="Times New Roman" w:eastAsia="Times New Roman" w:hAnsi="Times New Roman" w:cs="Times New Roman"/>
+                <w:bCs/>
+              </w:rPr>
+              <w:t xml:space="preserve"> </w:t>
+            </w:r>
+            <w:r>
+              <w:rPr>
+                <w:rFonts w:ascii="Times New Roman" w:eastAsia="Times New Roman" w:hAnsi="Times New Roman" w:cs="Times New Roman"/>
+                <w:bCs/>
+              </w:rPr>
+              <w:t>is volledig en gemaakte keuzes zijn oppervlakkig uitgelegd.</w:t>
             </w:r>
           </w:p>
         </w:tc>
@@ -1282,7 +1338,28 @@
                 <w:rFonts w:ascii="Times New Roman" w:eastAsia="Times New Roman" w:hAnsi="Times New Roman" w:cs="Times New Roman"/>
                 <w:bCs/>
               </w:rPr>
-              <w:t>De presentatie van de minimovie is duidelijk en de belangrijkste gemaakte keuzes zijn duidelijk onderbouwd.</w:t>
+              <w:t xml:space="preserve">De presentatie van </w:t>
+            </w:r>
+            <w:r>
+              <w:rPr>
+                <w:rFonts w:ascii="Times New Roman" w:eastAsia="Times New Roman" w:hAnsi="Times New Roman" w:cs="Times New Roman"/>
+                <w:bCs/>
+              </w:rPr>
+              <w:t>het proces</w:t>
+            </w:r>
+            <w:r>
+              <w:rPr>
+                <w:rFonts w:ascii="Times New Roman" w:eastAsia="Times New Roman" w:hAnsi="Times New Roman" w:cs="Times New Roman"/>
+                <w:bCs/>
+              </w:rPr>
+              <w:t xml:space="preserve"> </w:t>
+            </w:r>
+            <w:r>
+              <w:rPr>
+                <w:rFonts w:ascii="Times New Roman" w:eastAsia="Times New Roman" w:hAnsi="Times New Roman" w:cs="Times New Roman"/>
+                <w:bCs/>
+              </w:rPr>
+              <w:t>is duidelijk en de belangrijkste gemaakte keuzes zijn duidelijk onderbouwd.</w:t>
             </w:r>
           </w:p>
         </w:tc>
@@ -1325,7 +1402,21 @@
                 <w:rFonts w:ascii="Times New Roman" w:eastAsia="Times New Roman" w:hAnsi="Times New Roman" w:cs="Times New Roman"/>
                 <w:bCs/>
               </w:rPr>
-              <w:t>De leerling presenteert de minimovie overtuigend en kan alle gemaakte keuzes helder</w:t>
+              <w:t xml:space="preserve">De leerling presenteert </w:t>
+            </w:r>
+            <w:r>
+              <w:rPr>
+                <w:rFonts w:ascii="Times New Roman" w:eastAsia="Times New Roman" w:hAnsi="Times New Roman" w:cs="Times New Roman"/>
+                <w:bCs/>
+              </w:rPr>
+              <w:t>het proces</w:t>
+            </w:r>
+            <w:r>
+              <w:rPr>
+                <w:rFonts w:ascii="Times New Roman" w:eastAsia="Times New Roman" w:hAnsi="Times New Roman" w:cs="Times New Roman"/>
+                <w:bCs/>
+              </w:rPr>
+              <w:t xml:space="preserve"> overtuigend en kan alle gemaakte keuzes helder</w:t>
             </w:r>
             <w:r>
               <w:rPr>
